--- a/12.FPS与Chaos/第2部分：资产导入/资产导入.docx
+++ b/12.FPS与Chaos/第2部分：资产导入/资产导入.docx
@@ -326,7 +326,16 @@
           <w:rFonts w:hint="eastAsia"/>
           <w:lang w:val="en-US" w:eastAsia="zh-CN"/>
         </w:rPr>
-        <w:t>“Material--Import Texture”为否</w:t>
+        <w:t>“Textures</w:t>
+      </w:r>
+      <w:bookmarkStart w:id="0" w:name="_GoBack"/>
+      <w:bookmarkEnd w:id="0"/>
+      <w:r>
+        <w:rPr>
+          <w:rFonts w:hint="eastAsia"/>
+          <w:lang w:val="en-US" w:eastAsia="zh-CN"/>
+        </w:rPr>
+        <w:t>--Import Texture”为否</w:t>
       </w:r>
     </w:p>
     <w:p>
@@ -1077,8 +1086,6 @@
           <w:lang w:val="en-US" w:eastAsia="zh-CN"/>
         </w:rPr>
       </w:pPr>
-      <w:bookmarkStart w:id="0" w:name="_GoBack"/>
-      <w:bookmarkEnd w:id="0"/>
     </w:p>
     <w:p>
       <w:pPr>
